--- a/fra/docx/55.content.docx
+++ b/fra/docx/55.content.docx
@@ -19,7 +19,7 @@
         <w:rPr>
           <w:lang w:val="fr_FR" w:bidi="fr_FR"/>
         </w:rPr>
-        <w:t>Resource: Notes d'étude - Introductions aux livres (Tyndale)</w:t>
+        <w:t>Resource: Tyndale Open Study Notes</w:t>
       </w:r>
       <w:r>
         <w:rPr>
@@ -112,7 +112,7 @@
         <w:rPr>
           <w:lang w:val="fr_FR" w:bidi="fr_FR"/>
         </w:rPr>
-        <w:t>Notes d'étude - Introductions aux livres (Tyndale)</w:t>
+        <w:t>Tyndale Open Study Notes</w:t>
       </w:r>
     </w:p>
     <w:p>

--- a/fra/docx/55.content.docx
+++ b/fra/docx/55.content.docx
@@ -19,7 +19,7 @@
         <w:rPr>
           <w:lang w:val="fr_FR" w:bidi="fr_FR"/>
         </w:rPr>
-        <w:t>Resource: Tyndale Open Study Notes</w:t>
+        <w:t>Resource: Aquifer Open Study Notes (Book Intros)</w:t>
       </w:r>
       <w:r>
         <w:rPr>
@@ -112,7 +112,7 @@
         <w:rPr>
           <w:lang w:val="fr_FR" w:bidi="fr_FR"/>
         </w:rPr>
-        <w:t>Tyndale Open Study Notes</w:t>
+        <w:t>Aquifer Open Study Notes (Book Intros)</w:t>
       </w:r>
     </w:p>
     <w:p>

--- a/fra/docx/55.content.docx
+++ b/fra/docx/55.content.docx
@@ -239,18 +239,12 @@
         </w:rPr>
         <w:t xml:space="preserve"> testament spirituel (voir </w:t>
       </w:r>
-      <w:hyperlink r:id="rId13">
-        <w:r>
-          <w:rPr>
-            <w:lang w:val="fr_FR" w:bidi="fr_FR"/>
-          </w:rPr>
-          <w:rPr>
-            <w:color w:val="0000EE"/>
-            <w:u w:val="single"/>
-          </w:rPr>
-          <w:t>4.7–8</w:t>
-        </w:r>
-      </w:hyperlink>
+      <w:r>
+        <w:rPr>
+          <w:lang w:val="fr_FR" w:bidi="fr_FR"/>
+        </w:rPr>
+        <w:t>4.7–8</w:t>
+      </w:r>
       <w:r>
         <w:rPr>
           <w:lang w:val="fr_FR" w:bidi="fr_FR"/>
@@ -282,198 +276,132 @@
         </w:rPr>
         <w:t>Après sa conversion (</w:t>
       </w:r>
-      <w:hyperlink r:id="rId14">
-        <w:r>
-          <w:rPr>
-            <w:lang w:val="fr_FR" w:bidi="fr_FR"/>
-          </w:rPr>
-          <w:rPr>
-            <w:color w:val="0000EE"/>
-            <w:u w:val="single"/>
-          </w:rPr>
-          <w:t>Ac 9.1–19</w:t>
-        </w:r>
-      </w:hyperlink>
+      <w:r>
+        <w:rPr>
+          <w:lang w:val="fr_FR" w:bidi="fr_FR"/>
+        </w:rPr>
+        <w:t>Ac 9.1–19</w:t>
+      </w:r>
       <w:r>
         <w:rPr>
           <w:lang w:val="fr_FR" w:bidi="fr_FR"/>
         </w:rPr>
         <w:t>), le ministère apostolique de Paul s'est étendu de Jérusalem, à l'est, jusqu'à aussi loin que l'Italie, à l'ouest (</w:t>
       </w:r>
-      <w:hyperlink r:id="rId15">
-        <w:r>
-          <w:rPr>
-            <w:lang w:val="fr_FR" w:bidi="fr_FR"/>
-          </w:rPr>
-          <w:rPr>
-            <w:color w:val="0000EE"/>
-            <w:u w:val="single"/>
-          </w:rPr>
-          <w:t>Ac 28.30–31</w:t>
-        </w:r>
-      </w:hyperlink>
+      <w:r>
+        <w:rPr>
+          <w:lang w:val="fr_FR" w:bidi="fr_FR"/>
+        </w:rPr>
+        <w:t>Ac 28.30–31</w:t>
+      </w:r>
       <w:r>
         <w:rPr>
           <w:lang w:val="fr_FR" w:bidi="fr_FR"/>
         </w:rPr>
         <w:t xml:space="preserve">; </w:t>
       </w:r>
-      <w:hyperlink r:id="rId16">
-        <w:r>
-          <w:rPr>
-            <w:lang w:val="fr_FR" w:bidi="fr_FR"/>
-          </w:rPr>
-          <w:rPr>
-            <w:color w:val="0000EE"/>
-            <w:u w:val="single"/>
-          </w:rPr>
-          <w:t>Rm 15.19</w:t>
-        </w:r>
-      </w:hyperlink>
+      <w:r>
+        <w:rPr>
+          <w:lang w:val="fr_FR" w:bidi="fr_FR"/>
+        </w:rPr>
+        <w:t>Rm 15.19</w:t>
+      </w:r>
       <w:r>
         <w:rPr>
           <w:lang w:val="fr_FR" w:bidi="fr_FR"/>
         </w:rPr>
         <w:t>), avec de longues périodes passées en Asie Mineure, en particulier à Éphèse (</w:t>
       </w:r>
-      <w:hyperlink r:id="rId17">
-        <w:r>
-          <w:rPr>
-            <w:lang w:val="fr_FR" w:bidi="fr_FR"/>
-          </w:rPr>
-          <w:rPr>
-            <w:color w:val="0000EE"/>
-            <w:u w:val="single"/>
-          </w:rPr>
-          <w:t xml:space="preserve">Ac 19.1–20.1 </w:t>
-        </w:r>
-      </w:hyperlink>
+      <w:r>
+        <w:rPr>
+          <w:lang w:val="fr_FR" w:bidi="fr_FR"/>
+        </w:rPr>
+        <w:t xml:space="preserve">Ac 19.1–20.1 </w:t>
+      </w:r>
       <w:r>
         <w:rPr>
           <w:lang w:val="fr_FR" w:bidi="fr_FR"/>
         </w:rPr>
         <w:t xml:space="preserve">; </w:t>
       </w:r>
-      <w:hyperlink r:id="rId18">
-        <w:r>
-          <w:rPr>
-            <w:lang w:val="fr_FR" w:bidi="fr_FR"/>
-          </w:rPr>
-          <w:rPr>
-            <w:color w:val="0000EE"/>
-            <w:u w:val="single"/>
-          </w:rPr>
-          <w:t>20.31</w:t>
-        </w:r>
-      </w:hyperlink>
+      <w:r>
+        <w:rPr>
+          <w:lang w:val="fr_FR" w:bidi="fr_FR"/>
+        </w:rPr>
+        <w:t>20.31</w:t>
+      </w:r>
       <w:r>
         <w:rPr>
           <w:lang w:val="fr_FR" w:bidi="fr_FR"/>
         </w:rPr>
         <w:t>). Ces voyages de Paul ont pris fin lorsqu'il a été arrêté à Jérusalem (</w:t>
       </w:r>
-      <w:hyperlink r:id="rId19">
-        <w:r>
-          <w:rPr>
-            <w:lang w:val="fr_FR" w:bidi="fr_FR"/>
-          </w:rPr>
-          <w:rPr>
-            <w:color w:val="0000EE"/>
-            <w:u w:val="single"/>
-          </w:rPr>
-          <w:t>Ac 21.27–36</w:t>
-        </w:r>
-      </w:hyperlink>
+      <w:r>
+        <w:rPr>
+          <w:lang w:val="fr_FR" w:bidi="fr_FR"/>
+        </w:rPr>
+        <w:t>Ac 21.27–36</w:t>
+      </w:r>
       <w:r>
         <w:rPr>
           <w:lang w:val="fr_FR" w:bidi="fr_FR"/>
         </w:rPr>
         <w:t>), détenu à Césarée (</w:t>
       </w:r>
-      <w:hyperlink r:id="rId20">
-        <w:r>
-          <w:rPr>
-            <w:lang w:val="fr_FR" w:bidi="fr_FR"/>
-          </w:rPr>
-          <w:rPr>
-            <w:color w:val="0000EE"/>
-            <w:u w:val="single"/>
-          </w:rPr>
-          <w:t>Ac 23.23–26.32</w:t>
-        </w:r>
-      </w:hyperlink>
+      <w:r>
+        <w:rPr>
+          <w:lang w:val="fr_FR" w:bidi="fr_FR"/>
+        </w:rPr>
+        <w:t>Ac 23.23–26.32</w:t>
+      </w:r>
       <w:r>
         <w:rPr>
           <w:lang w:val="fr_FR" w:bidi="fr_FR"/>
         </w:rPr>
         <w:t>), puis emprisonné à Rome (</w:t>
       </w:r>
-      <w:hyperlink r:id="rId21">
-        <w:r>
-          <w:rPr>
-            <w:lang w:val="fr_FR" w:bidi="fr_FR"/>
-          </w:rPr>
-          <w:rPr>
-            <w:color w:val="0000EE"/>
-            <w:u w:val="single"/>
-          </w:rPr>
-          <w:t>Ac 28.16–31</w:t>
-        </w:r>
-      </w:hyperlink>
+      <w:r>
+        <w:rPr>
+          <w:lang w:val="fr_FR" w:bidi="fr_FR"/>
+        </w:rPr>
+        <w:t>Ac 28.16–31</w:t>
+      </w:r>
       <w:r>
         <w:rPr>
           <w:lang w:val="fr_FR" w:bidi="fr_FR"/>
         </w:rPr>
         <w:t>). Il a finalement été libéré et a pu reprendre le ministère. C'est durant cette période qu'il a écrit 1 Timothée et Tite. Ensuite, il a de nouveau été arrêté, avant d'être emprisonné à Rome une seconde fois (</w:t>
       </w:r>
-      <w:hyperlink r:id="rId22">
-        <w:r>
-          <w:rPr>
-            <w:lang w:val="fr_FR" w:bidi="fr_FR"/>
-          </w:rPr>
-          <w:rPr>
-            <w:color w:val="0000EE"/>
-            <w:u w:val="single"/>
-          </w:rPr>
-          <w:t>1.8</w:t>
-        </w:r>
-      </w:hyperlink>
+      <w:r>
+        <w:rPr>
+          <w:lang w:val="fr_FR" w:bidi="fr_FR"/>
+        </w:rPr>
+        <w:t>1.8</w:t>
+      </w:r>
       <w:r>
         <w:rPr>
           <w:lang w:val="fr_FR" w:bidi="fr_FR"/>
         </w:rPr>
         <w:t xml:space="preserve">, </w:t>
       </w:r>
-      <w:hyperlink r:id="rId23">
-        <w:r>
-          <w:rPr>
-            <w:lang w:val="fr_FR" w:bidi="fr_FR"/>
-          </w:rPr>
-          <w:rPr>
-            <w:color w:val="0000EE"/>
-            <w:u w:val="single"/>
-          </w:rPr>
-          <w:t xml:space="preserve">16–17 </w:t>
-        </w:r>
-      </w:hyperlink>
+      <w:r>
+        <w:rPr>
+          <w:lang w:val="fr_FR" w:bidi="fr_FR"/>
+        </w:rPr>
+        <w:t xml:space="preserve">16–17 </w:t>
+      </w:r>
       <w:r>
         <w:rPr>
           <w:lang w:val="fr_FR" w:bidi="fr_FR"/>
         </w:rPr>
         <w:t xml:space="preserve">; </w:t>
       </w:r>
-      <w:hyperlink r:id="rId24">
-        <w:r>
-          <w:rPr>
-            <w:lang w:val="fr_FR" w:bidi="fr_FR"/>
-          </w:rPr>
-          <w:rPr>
-            <w:color w:val="0000EE"/>
-            <w:u w:val="single"/>
-          </w:rPr>
-          <w:t>2.9</w:t>
-        </w:r>
-      </w:hyperlink>
+      <w:r>
+        <w:rPr>
+          <w:lang w:val="fr_FR" w:bidi="fr_FR"/>
+        </w:rPr>
+        <w:t>2.9</w:t>
+      </w:r>
       <w:r>
         <w:rPr>
           <w:lang w:val="fr_FR" w:bidi="fr_FR"/>
@@ -494,54 +422,36 @@
         </w:rPr>
         <w:t xml:space="preserve">C'est durant cette seconde détention à Rome, dans les derniers instants de sa vie (voir </w:t>
       </w:r>
-      <w:hyperlink r:id="rId25">
-        <w:r>
-          <w:rPr>
-            <w:lang w:val="fr_FR" w:bidi="fr_FR"/>
-          </w:rPr>
-          <w:rPr>
-            <w:color w:val="0000EE"/>
-            <w:u w:val="single"/>
-          </w:rPr>
-          <w:t>4.6–18</w:t>
-        </w:r>
-      </w:hyperlink>
+      <w:r>
+        <w:rPr>
+          <w:lang w:val="fr_FR" w:bidi="fr_FR"/>
+        </w:rPr>
+        <w:t>4.6–18</w:t>
+      </w:r>
       <w:r>
         <w:rPr>
           <w:lang w:val="fr_FR" w:bidi="fr_FR"/>
         </w:rPr>
         <w:t>) qu’il a rédigé cette lettre destinée à Timothée, son fidèle collaborateur. Timothée se trouvait alors en Asie, probablement à Éphèse (</w:t>
       </w:r>
-      <w:hyperlink r:id="rId26">
-        <w:r>
-          <w:rPr>
-            <w:lang w:val="fr_FR" w:bidi="fr_FR"/>
-          </w:rPr>
-          <w:rPr>
-            <w:color w:val="0000EE"/>
-            <w:u w:val="single"/>
-          </w:rPr>
-          <w:t>4.13</w:t>
-        </w:r>
-      </w:hyperlink>
+      <w:r>
+        <w:rPr>
+          <w:lang w:val="fr_FR" w:bidi="fr_FR"/>
+        </w:rPr>
+        <w:t>4.13</w:t>
+      </w:r>
       <w:r>
         <w:rPr>
           <w:lang w:val="fr_FR" w:bidi="fr_FR"/>
         </w:rPr>
         <w:t xml:space="preserve">, </w:t>
       </w:r>
-      <w:hyperlink r:id="rId27">
-        <w:r>
-          <w:rPr>
-            <w:lang w:val="fr_FR" w:bidi="fr_FR"/>
-          </w:rPr>
-          <w:rPr>
-            <w:color w:val="0000EE"/>
-            <w:u w:val="single"/>
-          </w:rPr>
-          <w:t>19</w:t>
-        </w:r>
-      </w:hyperlink>
+      <w:r>
+        <w:rPr>
+          <w:lang w:val="fr_FR" w:bidi="fr_FR"/>
+        </w:rPr>
+        <w:t>19</w:t>
+      </w:r>
       <w:r>
         <w:rPr>
           <w:lang w:val="fr_FR" w:bidi="fr_FR"/>
@@ -573,36 +483,24 @@
         </w:rPr>
         <w:t>Après une salutation classique (</w:t>
       </w:r>
-      <w:hyperlink r:id="rId28">
-        <w:r>
-          <w:rPr>
-            <w:lang w:val="fr_FR" w:bidi="fr_FR"/>
-          </w:rPr>
-          <w:rPr>
-            <w:color w:val="0000EE"/>
-            <w:u w:val="single"/>
-          </w:rPr>
-          <w:t>1.1–2</w:t>
-        </w:r>
-      </w:hyperlink>
+      <w:r>
+        <w:rPr>
+          <w:lang w:val="fr_FR" w:bidi="fr_FR"/>
+        </w:rPr>
+        <w:t>1.1–2</w:t>
+      </w:r>
       <w:r>
         <w:rPr>
           <w:lang w:val="fr_FR" w:bidi="fr_FR"/>
         </w:rPr>
         <w:t>), suivie d’une prière d’action de grâce (</w:t>
       </w:r>
-      <w:hyperlink r:id="rId29">
-        <w:r>
-          <w:rPr>
-            <w:lang w:val="fr_FR" w:bidi="fr_FR"/>
-          </w:rPr>
-          <w:rPr>
-            <w:color w:val="0000EE"/>
-            <w:u w:val="single"/>
-          </w:rPr>
-          <w:t>1.3–4</w:t>
-        </w:r>
-      </w:hyperlink>
+      <w:r>
+        <w:rPr>
+          <w:lang w:val="fr_FR" w:bidi="fr_FR"/>
+        </w:rPr>
+        <w:t>1.3–4</w:t>
+      </w:r>
       <w:r>
         <w:rPr>
           <w:lang w:val="fr_FR" w:bidi="fr_FR"/>
@@ -621,18 +519,12 @@
         </w:rPr>
         <w:t xml:space="preserve"> (</w:t>
       </w:r>
-      <w:hyperlink r:id="rId30">
-        <w:r>
-          <w:rPr>
-            <w:lang w:val="fr_FR" w:bidi="fr_FR"/>
-          </w:rPr>
-          <w:rPr>
-            <w:color w:val="0000EE"/>
-            <w:u w:val="single"/>
-          </w:rPr>
-          <w:t>1.5–18</w:t>
-        </w:r>
-      </w:hyperlink>
+      <w:r>
+        <w:rPr>
+          <w:lang w:val="fr_FR" w:bidi="fr_FR"/>
+        </w:rPr>
+        <w:t>1.5–18</w:t>
+      </w:r>
       <w:r>
         <w:rPr>
           <w:lang w:val="fr_FR" w:bidi="fr_FR"/>
@@ -653,36 +545,24 @@
         </w:rPr>
         <w:t>Paul renouvelle ensuite son appel à la fermeté et à l’endurance (</w:t>
       </w:r>
-      <w:hyperlink r:id="rId31">
-        <w:r>
-          <w:rPr>
-            <w:lang w:val="fr_FR" w:bidi="fr_FR"/>
-          </w:rPr>
-          <w:rPr>
-            <w:color w:val="0000EE"/>
-            <w:u w:val="single"/>
-          </w:rPr>
-          <w:t>2.1–13</w:t>
-        </w:r>
-      </w:hyperlink>
+      <w:r>
+        <w:rPr>
+          <w:lang w:val="fr_FR" w:bidi="fr_FR"/>
+        </w:rPr>
+        <w:t>2.1–13</w:t>
+      </w:r>
       <w:r>
         <w:rPr>
           <w:lang w:val="fr_FR" w:bidi="fr_FR"/>
         </w:rPr>
         <w:t>), l’invitant à puiser sa force dans la méditation de l'Évangile et dans le témoignage de Paul lui-même. Puis, il donne à Timothée des instructions précises pour exercer son ministère face aux faux enseignants (</w:t>
       </w:r>
-      <w:hyperlink r:id="rId32">
-        <w:r>
-          <w:rPr>
-            <w:lang w:val="fr_FR" w:bidi="fr_FR"/>
-          </w:rPr>
-          <w:rPr>
-            <w:color w:val="0000EE"/>
-            <w:u w:val="single"/>
-          </w:rPr>
-          <w:t>2.14–26</w:t>
-        </w:r>
-      </w:hyperlink>
+      <w:r>
+        <w:rPr>
+          <w:lang w:val="fr_FR" w:bidi="fr_FR"/>
+        </w:rPr>
+        <w:t>2.14–26</w:t>
+      </w:r>
       <w:r>
         <w:rPr>
           <w:lang w:val="fr_FR" w:bidi="fr_FR"/>
@@ -703,18 +583,12 @@
         </w:rPr>
         <w:t>L’apôtre élargit alors la perspective en situant le ministère de Timothée dans le contexte difficile des derniers jours (</w:t>
       </w:r>
-      <w:hyperlink r:id="rId33">
-        <w:r>
-          <w:rPr>
-            <w:lang w:val="fr_FR" w:bidi="fr_FR"/>
-          </w:rPr>
-          <w:rPr>
-            <w:color w:val="0000EE"/>
-            <w:u w:val="single"/>
-          </w:rPr>
-          <w:t>3.1–4.8</w:t>
-        </w:r>
-      </w:hyperlink>
+      <w:r>
+        <w:rPr>
+          <w:lang w:val="fr_FR" w:bidi="fr_FR"/>
+        </w:rPr>
+        <w:t>3.1–4.8</w:t>
+      </w:r>
       <w:r>
         <w:rPr>
           <w:lang w:val="fr_FR" w:bidi="fr_FR"/>
@@ -735,54 +609,36 @@
         </w:rPr>
         <w:t>La lettre se conclut par un appel personnel adressé à Timothée, pour qu’il vienne à Rome sans tarder (</w:t>
       </w:r>
-      <w:hyperlink r:id="rId34">
-        <w:r>
-          <w:rPr>
-            <w:lang w:val="fr_FR" w:bidi="fr_FR"/>
-          </w:rPr>
-          <w:rPr>
-            <w:color w:val="0000EE"/>
-            <w:u w:val="single"/>
-          </w:rPr>
-          <w:t>4.9–18</w:t>
-        </w:r>
-      </w:hyperlink>
+      <w:r>
+        <w:rPr>
+          <w:lang w:val="fr_FR" w:bidi="fr_FR"/>
+        </w:rPr>
+        <w:t>4.9–18</w:t>
+      </w:r>
       <w:r>
         <w:rPr>
           <w:lang w:val="fr_FR" w:bidi="fr_FR"/>
         </w:rPr>
         <w:t>). Paul lui transmet des salutations, des nouvelles, et lui demande de faire le voyage avant l’hiver (</w:t>
       </w:r>
-      <w:hyperlink r:id="rId35">
-        <w:r>
-          <w:rPr>
-            <w:lang w:val="fr_FR" w:bidi="fr_FR"/>
-          </w:rPr>
-          <w:rPr>
-            <w:color w:val="0000EE"/>
-            <w:u w:val="single"/>
-          </w:rPr>
-          <w:t>4.19–21</w:t>
-        </w:r>
-      </w:hyperlink>
+      <w:r>
+        <w:rPr>
+          <w:lang w:val="fr_FR" w:bidi="fr_FR"/>
+        </w:rPr>
+        <w:t>4.19–21</w:t>
+      </w:r>
       <w:r>
         <w:rPr>
           <w:lang w:val="fr_FR" w:bidi="fr_FR"/>
         </w:rPr>
         <w:t>). Ensuite, Paul conclut par une bénédiction (</w:t>
       </w:r>
-      <w:hyperlink r:id="rId36">
-        <w:r>
-          <w:rPr>
-            <w:lang w:val="fr_FR" w:bidi="fr_FR"/>
-          </w:rPr>
-          <w:rPr>
-            <w:color w:val="0000EE"/>
-            <w:u w:val="single"/>
-          </w:rPr>
-          <w:t>4.22</w:t>
-        </w:r>
-      </w:hyperlink>
+      <w:r>
+        <w:rPr>
+          <w:lang w:val="fr_FR" w:bidi="fr_FR"/>
+        </w:rPr>
+        <w:t>4.22</w:t>
+      </w:r>
       <w:r>
         <w:rPr>
           <w:lang w:val="fr_FR" w:bidi="fr_FR"/>
@@ -814,18 +670,12 @@
         </w:rPr>
         <w:t>Il est possible que cette lettre ait été écrite lors de la première détention de Paul à Rome (</w:t>
       </w:r>
-      <w:hyperlink r:id="rId37">
-        <w:r>
-          <w:rPr>
-            <w:lang w:val="fr_FR" w:bidi="fr_FR"/>
-          </w:rPr>
-          <w:rPr>
-            <w:color w:val="0000EE"/>
-            <w:u w:val="single"/>
-          </w:rPr>
-          <w:t>Ac 28.1–31</w:t>
-        </w:r>
-      </w:hyperlink>
+      <w:r>
+        <w:rPr>
+          <w:lang w:val="fr_FR" w:bidi="fr_FR"/>
+        </w:rPr>
+        <w:t>Ac 28.1–31</w:t>
+      </w:r>
       <w:r>
         <w:rPr>
           <w:lang w:val="fr_FR" w:bidi="fr_FR"/>
@@ -869,234 +719,156 @@
         </w:rPr>
         <w:t>Les circonstances précises de la seconde arrestation de Paul restent inconnues. Il est possible qu’Alexandre (</w:t>
       </w:r>
-      <w:hyperlink r:id="rId38">
-        <w:r>
-          <w:rPr>
-            <w:lang w:val="fr_FR" w:bidi="fr_FR"/>
-          </w:rPr>
-          <w:rPr>
-            <w:color w:val="0000EE"/>
-            <w:u w:val="single"/>
-          </w:rPr>
-          <w:t>4.14–15</w:t>
-        </w:r>
-      </w:hyperlink>
+      <w:r>
+        <w:rPr>
+          <w:lang w:val="fr_FR" w:bidi="fr_FR"/>
+        </w:rPr>
+        <w:t>4.14–15</w:t>
+      </w:r>
       <w:r>
         <w:rPr>
           <w:lang w:val="fr_FR" w:bidi="fr_FR"/>
         </w:rPr>
         <w:t>), un hérétique déjà confronté par Paul (</w:t>
       </w:r>
-      <w:hyperlink r:id="rId39">
-        <w:r>
-          <w:rPr>
-            <w:lang w:val="fr_FR" w:bidi="fr_FR"/>
-          </w:rPr>
-          <w:rPr>
-            <w:color w:val="0000EE"/>
-            <w:u w:val="single"/>
-          </w:rPr>
-          <w:t>1Tm 1.20</w:t>
-        </w:r>
-      </w:hyperlink>
+      <w:r>
+        <w:rPr>
+          <w:lang w:val="fr_FR" w:bidi="fr_FR"/>
+        </w:rPr>
+        <w:t>1Tm 1.20</w:t>
+      </w:r>
       <w:r>
         <w:rPr>
           <w:lang w:val="fr_FR" w:bidi="fr_FR"/>
         </w:rPr>
         <w:t xml:space="preserve">), ait joué un rôle dans cette arrestation (voir </w:t>
       </w:r>
-      <w:hyperlink r:id="rId40">
-        <w:r>
-          <w:rPr>
-            <w:lang w:val="fr_FR" w:bidi="fr_FR"/>
-          </w:rPr>
-          <w:rPr>
-            <w:color w:val="0000EE"/>
-            <w:u w:val="single"/>
-          </w:rPr>
-          <w:t>2Tm 4.16–18</w:t>
-        </w:r>
-      </w:hyperlink>
+      <w:r>
+        <w:rPr>
+          <w:lang w:val="fr_FR" w:bidi="fr_FR"/>
+        </w:rPr>
+        <w:t>2Tm 4.16–18</w:t>
+      </w:r>
       <w:r>
         <w:rPr>
           <w:lang w:val="fr_FR" w:bidi="fr_FR"/>
         </w:rPr>
         <w:t xml:space="preserve">). Cela aurait pu se produire en Asie Mineure (voir </w:t>
       </w:r>
-      <w:hyperlink r:id="rId41">
-        <w:r>
-          <w:rPr>
-            <w:lang w:val="fr_FR" w:bidi="fr_FR"/>
-          </w:rPr>
-          <w:rPr>
-            <w:color w:val="0000EE"/>
-            <w:u w:val="single"/>
-          </w:rPr>
-          <w:t>1.15</w:t>
-        </w:r>
-      </w:hyperlink>
+      <w:r>
+        <w:rPr>
+          <w:lang w:val="fr_FR" w:bidi="fr_FR"/>
+        </w:rPr>
+        <w:t>1.15</w:t>
+      </w:r>
       <w:r>
         <w:rPr>
           <w:lang w:val="fr_FR" w:bidi="fr_FR"/>
         </w:rPr>
         <w:t>) , ce qui montre que les faux enseignants mentionnés dans 1 Timothée et Tite représentaient une menace bien réelle : la lutte dans laquelle Paul et Timothée étaient engagés (</w:t>
       </w:r>
-      <w:hyperlink r:id="rId42">
-        <w:r>
-          <w:rPr>
-            <w:lang w:val="fr_FR" w:bidi="fr_FR"/>
-          </w:rPr>
-          <w:rPr>
-            <w:color w:val="0000EE"/>
-            <w:u w:val="single"/>
-          </w:rPr>
-          <w:t>2Tm 2.3</w:t>
-        </w:r>
-      </w:hyperlink>
+      <w:r>
+        <w:rPr>
+          <w:lang w:val="fr_FR" w:bidi="fr_FR"/>
+        </w:rPr>
+        <w:t>2Tm 2.3</w:t>
+      </w:r>
       <w:r>
         <w:rPr>
           <w:lang w:val="fr_FR" w:bidi="fr_FR"/>
         </w:rPr>
         <w:t xml:space="preserve"> ; </w:t>
       </w:r>
-      <w:hyperlink r:id="rId43">
-        <w:r>
-          <w:rPr>
-            <w:lang w:val="fr_FR" w:bidi="fr_FR"/>
-          </w:rPr>
-          <w:rPr>
-            <w:color w:val="0000EE"/>
-            <w:u w:val="single"/>
-          </w:rPr>
-          <w:t>4.7</w:t>
-        </w:r>
-      </w:hyperlink>
+      <w:r>
+        <w:rPr>
+          <w:lang w:val="fr_FR" w:bidi="fr_FR"/>
+        </w:rPr>
+        <w:t>4.7</w:t>
+      </w:r>
       <w:r>
         <w:rPr>
           <w:lang w:val="fr_FR" w:bidi="fr_FR"/>
         </w:rPr>
         <w:t xml:space="preserve"> ; voir aussi </w:t>
       </w:r>
-      <w:hyperlink r:id="rId44">
-        <w:r>
-          <w:rPr>
-            <w:lang w:val="fr_FR" w:bidi="fr_FR"/>
-          </w:rPr>
-          <w:rPr>
-            <w:color w:val="0000EE"/>
-            <w:u w:val="single"/>
-          </w:rPr>
-          <w:t>1Tm 1.18</w:t>
-        </w:r>
-      </w:hyperlink>
+      <w:r>
+        <w:rPr>
+          <w:lang w:val="fr_FR" w:bidi="fr_FR"/>
+        </w:rPr>
+        <w:t>1Tm 1.18</w:t>
+      </w:r>
       <w:r>
         <w:rPr>
           <w:lang w:val="fr_FR" w:bidi="fr_FR"/>
         </w:rPr>
         <w:t xml:space="preserve"> ; </w:t>
       </w:r>
-      <w:hyperlink r:id="rId45">
-        <w:r>
-          <w:rPr>
-            <w:lang w:val="fr_FR" w:bidi="fr_FR"/>
-          </w:rPr>
-          <w:rPr>
-            <w:color w:val="0000EE"/>
-            <w:u w:val="single"/>
-          </w:rPr>
-          <w:t>6.12</w:t>
-        </w:r>
-      </w:hyperlink>
+      <w:r>
+        <w:rPr>
+          <w:lang w:val="fr_FR" w:bidi="fr_FR"/>
+        </w:rPr>
+        <w:t>6.12</w:t>
+      </w:r>
       <w:r>
         <w:rPr>
           <w:lang w:val="fr_FR" w:bidi="fr_FR"/>
         </w:rPr>
         <w:t>) n'était pas simplement métaphorique ou spirituelle. Les exhortations à prier pour les autorités civiles (</w:t>
       </w:r>
-      <w:hyperlink r:id="rId46">
-        <w:r>
-          <w:rPr>
-            <w:lang w:val="fr_FR" w:bidi="fr_FR"/>
-          </w:rPr>
-          <w:rPr>
-            <w:color w:val="0000EE"/>
-            <w:u w:val="single"/>
-          </w:rPr>
-          <w:t>1Tm 2.1–7</w:t>
-        </w:r>
-      </w:hyperlink>
+      <w:r>
+        <w:rPr>
+          <w:lang w:val="fr_FR" w:bidi="fr_FR"/>
+        </w:rPr>
+        <w:t>1Tm 2.1–7</w:t>
+      </w:r>
       <w:r>
         <w:rPr>
           <w:lang w:val="fr_FR" w:bidi="fr_FR"/>
         </w:rPr>
         <w:t xml:space="preserve"> ; cf. </w:t>
       </w:r>
-      <w:hyperlink r:id="rId47">
-        <w:r>
-          <w:rPr>
-            <w:lang w:val="fr_FR" w:bidi="fr_FR"/>
-          </w:rPr>
-          <w:rPr>
-            <w:color w:val="0000EE"/>
-            <w:u w:val="single"/>
-          </w:rPr>
-          <w:t>Ti 3.1</w:t>
-        </w:r>
-      </w:hyperlink>
+      <w:r>
+        <w:rPr>
+          <w:lang w:val="fr_FR" w:bidi="fr_FR"/>
+        </w:rPr>
+        <w:t>Ti 3.1</w:t>
+      </w:r>
       <w:r>
         <w:rPr>
           <w:lang w:val="fr_FR" w:bidi="fr_FR"/>
         </w:rPr>
         <w:t>) pourraient alors faire écho à un contexte de tensions plus larges, tensions qui auraient conduit à l’arrestation finale de Paul et à son exécution en raison de l'Évangile. Ces faux enseignants restaient actifs et influents (</w:t>
       </w:r>
-      <w:hyperlink r:id="rId48">
-        <w:r>
-          <w:rPr>
-            <w:lang w:val="fr_FR" w:bidi="fr_FR"/>
-          </w:rPr>
-          <w:rPr>
-            <w:color w:val="0000EE"/>
-            <w:u w:val="single"/>
-          </w:rPr>
-          <w:t>2Tm 2.14–3.9</w:t>
-        </w:r>
-      </w:hyperlink>
+      <w:r>
+        <w:rPr>
+          <w:lang w:val="fr_FR" w:bidi="fr_FR"/>
+        </w:rPr>
+        <w:t>2Tm 2.14–3.9</w:t>
+      </w:r>
       <w:r>
         <w:rPr>
           <w:lang w:val="fr_FR" w:bidi="fr_FR"/>
         </w:rPr>
         <w:t xml:space="preserve"> ; </w:t>
       </w:r>
-      <w:hyperlink r:id="rId38">
-        <w:r>
-          <w:rPr>
-            <w:lang w:val="fr_FR" w:bidi="fr_FR"/>
-          </w:rPr>
-          <w:rPr>
-            <w:color w:val="0000EE"/>
-            <w:u w:val="single"/>
-          </w:rPr>
-          <w:t>4.14–15</w:t>
-        </w:r>
-      </w:hyperlink>
+      <w:r>
+        <w:rPr>
+          <w:lang w:val="fr_FR" w:bidi="fr_FR"/>
+        </w:rPr>
+        <w:t>4.14–15</w:t>
+      </w:r>
       <w:r>
         <w:rPr>
           <w:lang w:val="fr_FR" w:bidi="fr_FR"/>
         </w:rPr>
         <w:t>). Paul considérait son ministère comme étant achevé, et sachant que sa mort approchait (</w:t>
       </w:r>
-      <w:hyperlink r:id="rId49">
-        <w:r>
-          <w:rPr>
-            <w:lang w:val="fr_FR" w:bidi="fr_FR"/>
-          </w:rPr>
-          <w:rPr>
-            <w:color w:val="0000EE"/>
-            <w:u w:val="single"/>
-          </w:rPr>
-          <w:t>4.6–8</w:t>
-        </w:r>
-      </w:hyperlink>
+      <w:r>
+        <w:rPr>
+          <w:lang w:val="fr_FR" w:bidi="fr_FR"/>
+        </w:rPr>
+        <w:t>4.6–8</w:t>
+      </w:r>
       <w:r>
         <w:rPr>
           <w:lang w:val="fr_FR" w:bidi="fr_FR"/>
@@ -1128,18 +900,12 @@
         </w:rPr>
         <w:t>Paul ne s’était pas contenté d’annoncer l'Évangile de la mort et de la résurrection de Jésus-Christ ; il l’avait incarnée dans sa vie. Cette Bonne Nouvelle appelle à vivre en portant sa croix, dans la puissance de la résurrection. Paul s’efforçait de modeler sa vie sur celle du Christ, et maintenant, il se préparait à mourir. Il avait la certitude que l’œuvre de Dieu se poursuivrait jusqu’au retour du Christ (</w:t>
       </w:r>
-      <w:hyperlink r:id="rId50">
-        <w:r>
-          <w:rPr>
-            <w:lang w:val="fr_FR" w:bidi="fr_FR"/>
-          </w:rPr>
-          <w:rPr>
-            <w:color w:val="0000EE"/>
-            <w:u w:val="single"/>
-          </w:rPr>
-          <w:t>1.12</w:t>
-        </w:r>
-      </w:hyperlink>
+      <w:r>
+        <w:rPr>
+          <w:lang w:val="fr_FR" w:bidi="fr_FR"/>
+        </w:rPr>
+        <w:t>1.12</w:t>
+      </w:r>
       <w:r>
         <w:rPr>
           <w:lang w:val="fr_FR" w:bidi="fr_FR"/>
